--- a/00-首页/题组Word/习题书/附录-常用理化常数与数据表-学生版.docx
+++ b/00-首页/题组Word/习题书/附录-常用理化常数与数据表-学生版.docx
@@ -308,7 +308,7 @@
         </w:rPr>
         <w:drawing>
           <wp:inline>
-            <wp:extent cx="3600000" cy="2197638"/>
+            <wp:extent cx="3593927" cy="2197638"/>
             <wp:effectExtent b="0" l="0" r="0" t="0"/>
             <wp:docPr descr="" title="" id="13" name="Picture"/>
             <a:graphic>
@@ -329,7 +329,7 @@
                   <pic:spPr bwMode="auto">
                     <a:xfrm>
                       <a:off x="0" y="0"/>
-                      <a:ext cx="3600000" cy="2197638"/>
+                      <a:ext cx="3593927" cy="2197638"/>
                     </a:xfrm>
                     <a:prstGeom prst="rect">
                       <a:avLst/>

--- a/00-首页/题组Word/习题书/附录-常用理化常数与数据表-学生版.docx
+++ b/00-首页/题组Word/习题书/附录-常用理化常数与数据表-学生版.docx
@@ -905,7 +905,7 @@
     <ns0:rPr>
       <ns0:rFonts ns0:ascii="Times New Roman" ns0:cs="Times New Roman" ns0:eastAsia="SimHei" ns0:hAnsi="Times New Roman"/>
       <ns0:b/>
-      <ns0:color ns0:val="17324D"/>
+      <ns0:color ns0:val="000000"/>
       <ns0:sz ns0:val="44"/>
       <ns0:szCs ns0:val="56"/>
     </ns0:rPr>
@@ -1047,7 +1047,7 @@
     <ns0:rPr>
       <ns0:rFonts ns0:ascii="Times New Roman" ns0:cs="Times New Roman" ns0:eastAsia="SimHei" ns0:hAnsi="Times New Roman"/>
       <ns0:b/>
-      <ns0:color ns0:val="17324D"/>
+      <ns0:color ns0:val="000000"/>
       <ns0:sz ns0:val="32"/>
       <ns0:szCs ns0:val="40"/>
     </ns0:rPr>
@@ -1071,7 +1071,7 @@
     <ns0:rPr>
       <ns0:rFonts ns0:ascii="Times New Roman" ns0:cs="Times New Roman" ns0:eastAsia="SimHei" ns0:hAnsi="Times New Roman"/>
       <ns0:b/>
-      <ns0:color ns0:val="17324D"/>
+      <ns0:color ns0:val="000000"/>
       <ns0:sz ns0:val="28"/>
       <ns0:szCs ns0:val="32"/>
     </ns0:rPr>
@@ -1095,7 +1095,7 @@
     <ns0:rPr>
       <ns0:rFonts ns0:ascii="Times New Roman" ns0:cs="Times New Roman" ns0:eastAsia="SimHei" ns0:hAnsi="Times New Roman"/>
       <ns0:b/>
-      <ns0:color ns0:val="17324D"/>
+      <ns0:color ns0:val="000000"/>
       <ns0:sz ns0:val="25"/>
       <ns0:szCs ns0:val="28"/>
     </ns0:rPr>
